--- a/第五章 OPC可持续发展路径与未来趋势展望.docx
+++ b/第五章 OPC可持续发展路径与未来趋势展望.docx
@@ -4429,6 +4429,152 @@
       </w:pPr>
       <w:r>
         <w:t>[20] Gartner. 2025中国AI趋势报告[R]. 2025.</w:t>
+      </w:r>
+    </w:p>
+    <w:p>
+      <w:r>
+        <w:br w:type="page"/>
+      </w:r>
+    </w:p>
+    <w:p>
+      <w:r>
+        <w:rPr>
+          <w:b/>
+          <w:sz w:val="30"/>
+        </w:rPr>
+        <w:t>5.7 WAIC 2026与OPC模式的主流化验证（2026年7月更新）</w:t>
+      </w:r>
+    </w:p>
+    <w:p>
+      <w:r>
+        <w:rPr>
+          <w:b/>
+          <w:sz w:val="26"/>
+        </w:rPr>
+        <w:t>（1）WAIC首次设立OPC专区</w:t>
+      </w:r>
+    </w:p>
+    <w:p>
+      <w:r>
+        <w:rPr>
+          <w:sz w:val="22"/>
+        </w:rPr>
+        <w:t>2026年7月17-19日，世界人工智能大会（WAIC 2026）在上海举办，首次设立OPC（一人公司）专属展区。180家一人公司集体亮相，涵盖AI短视频带货、跨境电商文案、AI客服系统、AI绘画、AI虚拟网红等多种业务类型，平均月收入约3万元。这标志着"个人+AI=一家公司"从边缘探索走向主流共识。</w:t>
+      </w:r>
+    </w:p>
+    <w:p>
+      <w:r>
+        <w:rPr>
+          <w:b/>
+          <w:sz w:val="26"/>
+        </w:rPr>
+        <w:t>（2）沪苏OPC生态合作</w:t>
+      </w:r>
+    </w:p>
+    <w:p>
+      <w:r>
+        <w:rPr>
+          <w:sz w:val="22"/>
+        </w:rPr>
+        <w:t>WAIC 2026期间，"超级个体·智链双城"沪苏AI先锋会在上海世博展览馆举办。苏州国际科技园与上海市计算机学会、上海交大安泰EMBA创投服务协会、中国中小企业协会签署沪苏OPC生态合作协议，建立常态化合作机制，实现三大核心协同：</w:t>
+      </w:r>
+    </w:p>
+    <w:p>
+      <w:r>
+        <w:rPr>
+          <w:sz w:val="22"/>
+        </w:rPr>
+        <w:t>- 场景互通：5家苏州企业在现场集中发布场景需求，涉及智慧养老、汽车零部件、"AI+紧固件供应链"等领域。</w:t>
+      </w:r>
+    </w:p>
+    <w:p>
+      <w:r>
+        <w:rPr>
+          <w:sz w:val="22"/>
+        </w:rPr>
+        <w:t>- 人才互认：建立跨区域OPC人才评价和认证机制。</w:t>
+      </w:r>
+    </w:p>
+    <w:p>
+      <w:r>
+        <w:rPr>
+          <w:sz w:val="22"/>
+        </w:rPr>
+        <w:t>- 生态互鉴：苏州工业园区主动链接WAIC资源，搭建沪苏AI领域人才、技术、场景双向流动通道。</w:t>
+      </w:r>
+    </w:p>
+    <w:p>
+      <w:r>
+        <w:rPr>
+          <w:b/>
+          <w:sz w:val="26"/>
+        </w:rPr>
+        <w:t>（3）苏州OPC政策体系持续升级</w:t>
+      </w:r>
+    </w:p>
+    <w:p>
+      <w:r>
+        <w:rPr>
+          <w:sz w:val="22"/>
+        </w:rPr>
+        <w:t>2025年底至2026年7月，苏州OPC政策体系经历了三次重大升级：</w:t>
+      </w:r>
+    </w:p>
+    <w:p>
+      <w:r>
+        <w:rPr>
+          <w:sz w:val="22"/>
+        </w:rPr>
+        <w:t>- 2025年11月：首届人工智能OPC大会发布"四个100"（100个垂类模型、100项高质量数据集、100种应用场景、100个创新案例），推出OPC揭榜挂帅102个项目需求、总投入近7亿元；组建1100亿元新型工业化系列基金、新增5700亿元制造业授信额度。</w:t>
+      </w:r>
+    </w:p>
+    <w:p>
+      <w:r>
+        <w:rPr>
+          <w:sz w:val="22"/>
+        </w:rPr>
+        <w:t>- 2025年12月：第三届AI苏州年度大会推出"138"计划，目标到2028年集聚OPC人才超1000名，设立"百个百万梦想基金池"，单个企业最高可获300万元天使基金投资。苏州发布OPC三年行动计划，锚定"OPC创业首选城市"定位，目标到2028年集聚OPC人才超1万名。</w:t>
+      </w:r>
+    </w:p>
+    <w:p>
+      <w:r>
+        <w:rPr>
+          <w:sz w:val="22"/>
+        </w:rPr>
+        <w:t>- 2026年7月：WAIC 2026首次设立OPC专区，沪苏OPC生态合作签约，苏州OPC实践从城市探索走向长三角协同。</w:t>
+      </w:r>
+    </w:p>
+    <w:p>
+      <w:r>
+        <w:rPr>
+          <w:b/>
+          <w:sz w:val="26"/>
+        </w:rPr>
+        <w:t>（4）白宫《科学：一个新的黄金时代》的跨洋呼应</w:t>
+      </w:r>
+    </w:p>
+    <w:p>
+      <w:r>
+        <w:rPr>
+          <w:sz w:val="22"/>
+        </w:rPr>
+        <w:t>2026年7月21日，美国白宫科技政策办公室发布123页报告《科学：一个新的黄金时代》，以1945年《科学：无尽的前沿》为历史参照，提出X-Labs、"黄金票"评审机制、Genesis Mission等改革方案。报告认为，从基础研究到产业化的"线性模型"已经失效，基础理论、工程实践和商业应用之间的反馈越来越频繁。</w:t>
+      </w:r>
+    </w:p>
+    <w:p>
+      <w:r>
+        <w:rPr>
+          <w:sz w:val="22"/>
+        </w:rPr>
+        <w:t>这与苏州"双平台+三生态"的实践形成跨洋呼应——美国自上而下重构体系，苏州自下而上搭建生态，回答同一时代命题。两者都试图打通科研与产业的壁垒，但路径不同：白宫试图用大规模新机构（X-Labs）和集中算力（Genesis Mission）替代旧体系，苏州则以平台共享和生态协同让现有资源发挥更大效能。</w:t>
+      </w:r>
+    </w:p>
+    <w:p>
+      <w:r>
+        <w:rPr>
+          <w:sz w:val="22"/>
+        </w:rPr>
+        <w:t>对OPC创业者而言，白宫报告的启示在于：当提出假设的成本持续下降（AI驱动），建造、测试和验证将成为科研竞争的核心资源。这与苏州HW-OPC平台（硬件评估+打样工坊+供应链图谱）的设计理念高度一致——OPC创业者不仅需要AI工具生成方案，更需要平台资源验证和落地这些方案。</w:t>
       </w:r>
     </w:p>
     <w:sectPr>
